--- a/Docs/Guides/REFACTORING_ROADMAP.docx
+++ b/Docs/Guides/REFACTORING_ROADMAP.docx
@@ -43,7 +43,7 @@
           <w:color w:val="5A626C"/>
           <w:sz w:val="26"/>
         </w:rPr>
-        <w:t>Для команды разработки и владельца продукта</w:t>
+        <w:t>Для подготовки версии 1.0 и первых пилотов</w:t>
       </w:r>
     </w:p>
     <w:p>
@@ -699,7 +699,22 @@
           <w:rFonts w:ascii="Calibri" w:hAnsi="Calibri" w:eastAsia="Calibri"/>
           <w:sz w:val="22"/>
         </w:rPr>
-        <w:t>Добавить безопасную функцию проверки установки, которая ничего не изменяет и возвращает:</w:t>
+        <w:t xml:space="preserve">Добавлена безопасная read-only функция </w:t>
+      </w:r>
+      <w:r>
+        <w:rPr>
+          <w:rFonts w:ascii="Consolas" w:hAnsi="Consolas" w:eastAsia="Consolas"/>
+          <w:color w:val="1F4D78"/>
+          <w:sz w:val="19"/>
+        </w:rPr>
+        <w:t>runSmartFlowHealthCheck()</w:t>
+      </w:r>
+      <w:r>
+        <w:rPr>
+          <w:rFonts w:ascii="Calibri" w:hAnsi="Calibri" w:eastAsia="Calibri"/>
+          <w:sz w:val="22"/>
+        </w:rPr>
+        <w:t>, которая возвращает:</w:t>
       </w:r>
     </w:p>
     <w:p>

--- a/Docs/Guides/REFACTORING_ROADMAP.docx
+++ b/Docs/Guides/REFACTORING_ROADMAP.docx
@@ -490,6 +490,15 @@
           <w:sz w:val="22"/>
         </w:rPr>
         <w:t>синхронизация истории визитов не создаёт дубль.</w:t>
+      </w:r>
+    </w:p>
+    <w:p>
+      <w:r>
+        <w:rPr>
+          <w:rFonts w:ascii="Calibri" w:hAnsi="Calibri" w:eastAsia="Calibri"/>
+          <w:sz w:val="22"/>
+        </w:rPr>
+        <w:t>Защита от повторного webhook update уже покрыта детерминированными тестами: точный повтор выполняется один раз, неуспешный обработчик не помечается завершённым, порядок ID не приводит к потере, а истории двух ботов изолированы. Остальные сценарные тесты этого раздела остаются обязательными.</w:t>
       </w:r>
     </w:p>
     <w:p>

--- a/Docs/Guides/REFACTORING_ROADMAP.docx
+++ b/Docs/Guides/REFACTORING_ROADMAP.docx
@@ -340,6 +340,30 @@
       </w:r>
     </w:p>
     <w:p>
+      <w:r>
+        <w:rPr>
+          <w:rFonts w:ascii="Calibri" w:hAnsi="Calibri" w:eastAsia="Calibri"/>
+          <w:sz w:val="22"/>
+        </w:rPr>
+        <w:t xml:space="preserve">Реализовано в коде: Script Properties имеют приоритет, старое хранение поддерживается только до запуска </w:t>
+      </w:r>
+      <w:r>
+        <w:rPr>
+          <w:rFonts w:ascii="Consolas" w:hAnsi="Consolas" w:eastAsia="Consolas"/>
+          <w:color w:val="1F4D78"/>
+          <w:sz w:val="19"/>
+        </w:rPr>
+        <w:t>migrateBotTokensToScriptProperties()</w:t>
+      </w:r>
+      <w:r>
+        <w:rPr>
+          <w:rFonts w:ascii="Calibri" w:hAnsi="Calibri" w:eastAsia="Calibri"/>
+          <w:sz w:val="22"/>
+        </w:rPr>
+        <w:t>, health check блокирует release при fallback или смешанном хранении, а процедура ротации описана в deployment guide. Проверка чистой установки остаётся частью внешней регрессии чекпоинта.</w:t>
+      </w:r>
+    </w:p>
+    <w:p>
       <w:pPr>
         <w:pStyle w:val="Heading2"/>
       </w:pPr>
@@ -580,6 +604,75 @@
           <w:sz w:val="22"/>
         </w:rPr>
         <w:t>, deployment, migrations, triggers, webhooks, health check и rollback decision.</w:t>
+      </w:r>
+    </w:p>
+    <w:p>
+      <w:r>
+        <w:rPr>
+          <w:rFonts w:ascii="Calibri" w:hAnsi="Calibri" w:eastAsia="Calibri"/>
+          <w:sz w:val="22"/>
+        </w:rPr>
+        <w:t xml:space="preserve">Выполнено для пилотного чекпоинта: версия хранится в </w:t>
+      </w:r>
+      <w:r>
+        <w:rPr>
+          <w:rFonts w:ascii="Consolas" w:hAnsi="Consolas" w:eastAsia="Consolas"/>
+          <w:color w:val="1F4D78"/>
+          <w:sz w:val="19"/>
+        </w:rPr>
+        <w:t>VERSION</w:t>
+      </w:r>
+      <w:r>
+        <w:rPr>
+          <w:rFonts w:ascii="Calibri" w:hAnsi="Calibri" w:eastAsia="Calibri"/>
+          <w:sz w:val="22"/>
+        </w:rPr>
+        <w:t xml:space="preserve"> и </w:t>
+      </w:r>
+      <w:r>
+        <w:rPr>
+          <w:rFonts w:ascii="Consolas" w:hAnsi="Consolas" w:eastAsia="Consolas"/>
+          <w:color w:val="1F4D78"/>
+          <w:sz w:val="19"/>
+        </w:rPr>
+        <w:t>AppsScript/Version.gs</w:t>
+      </w:r>
+      <w:r>
+        <w:rPr>
+          <w:rFonts w:ascii="Calibri" w:hAnsi="Calibri" w:eastAsia="Calibri"/>
+          <w:sz w:val="22"/>
+        </w:rPr>
+        <w:t xml:space="preserve">, health check возвращает её в отчёте, изменения ведутся в </w:t>
+      </w:r>
+      <w:r>
+        <w:rPr>
+          <w:rFonts w:ascii="Consolas" w:hAnsi="Consolas" w:eastAsia="Consolas"/>
+          <w:color w:val="1F4D78"/>
+          <w:sz w:val="19"/>
+        </w:rPr>
+        <w:t>CHANGELOG.md</w:t>
+      </w:r>
+      <w:r>
+        <w:rPr>
+          <w:rFonts w:ascii="Calibri" w:hAnsi="Calibri" w:eastAsia="Calibri"/>
+          <w:sz w:val="22"/>
+        </w:rPr>
+        <w:t xml:space="preserve">, а обязательные шаги выпуска собраны в </w:t>
+      </w:r>
+      <w:r>
+        <w:rPr>
+          <w:rFonts w:ascii="Consolas" w:hAnsi="Consolas" w:eastAsia="Consolas"/>
+          <w:color w:val="1F4D78"/>
+          <w:sz w:val="19"/>
+        </w:rPr>
+        <w:t>Docs/Guides/Version 1.0/RELEASE_CHECKLIST.md</w:t>
+      </w:r>
+      <w:r>
+        <w:rPr>
+          <w:rFonts w:ascii="Calibri" w:hAnsi="Calibri" w:eastAsia="Calibri"/>
+          <w:sz w:val="22"/>
+        </w:rPr>
+        <w:t>.</w:t>
       </w:r>
     </w:p>
     <w:p>

--- a/Docs/Guides/REFACTORING_ROADMAP.docx
+++ b/Docs/Guides/REFACTORING_ROADMAP.docx
@@ -249,7 +249,7 @@
           <w:rFonts w:ascii="Calibri" w:hAnsi="Calibri" w:eastAsia="Calibri"/>
           <w:sz w:val="22"/>
         </w:rPr>
-        <w:t xml:space="preserve">Нужно убрать рабочие токены из копируемого шаблона Settings и заменить их явными плейсхолдерами. Для production рекомендуется перенести </w:t>
+        <w:t xml:space="preserve">Рабочие токены удалены из копируемого шаблона и текущей схемы Settings. Production использует только Script Properties </w:t>
       </w:r>
       <w:r>
         <w:rPr>
@@ -257,7 +257,7 @@
           <w:color w:val="1F4D78"/>
           <w:sz w:val="19"/>
         </w:rPr>
-        <w:t>ClientBotToken</w:t>
+        <w:t>SMARTFLOW_CLIENT_BOT_TOKEN</w:t>
       </w:r>
       <w:r>
         <w:rPr>
@@ -272,14 +272,14 @@
           <w:color w:val="1F4D78"/>
           <w:sz w:val="19"/>
         </w:rPr>
-        <w:t>AdminBotToken</w:t>
+        <w:t>SMARTFLOW_ADMIN_BOT_TOKEN</w:t>
       </w:r>
       <w:r>
         <w:rPr>
           <w:rFonts w:ascii="Calibri" w:hAnsi="Calibri" w:eastAsia="Calibri"/>
           <w:sz w:val="22"/>
         </w:rPr>
-        <w:t xml:space="preserve"> в Script Properties, оставив временную совместимость чтения из Settings только на период миграции.</w:t>
+        <w:t>; legacy-установки последовательно запускают миграцию переноса и удаления старых строк.</w:t>
       </w:r>
     </w:p>
     <w:p>
@@ -345,22 +345,7 @@
           <w:rFonts w:ascii="Calibri" w:hAnsi="Calibri" w:eastAsia="Calibri"/>
           <w:sz w:val="22"/>
         </w:rPr>
-        <w:t xml:space="preserve">Реализовано в коде: Script Properties имеют приоритет, старое хранение поддерживается только до запуска </w:t>
-      </w:r>
-      <w:r>
-        <w:rPr>
-          <w:rFonts w:ascii="Consolas" w:hAnsi="Consolas" w:eastAsia="Consolas"/>
-          <w:color w:val="1F4D78"/>
-          <w:sz w:val="19"/>
-        </w:rPr>
-        <w:t>migrateBotTokensToScriptProperties()</w:t>
-      </w:r>
-      <w:r>
-        <w:rPr>
-          <w:rFonts w:ascii="Calibri" w:hAnsi="Calibri" w:eastAsia="Calibri"/>
-          <w:sz w:val="22"/>
-        </w:rPr>
-        <w:t>, health check блокирует release при fallback или смешанном хранении, а процедура ротации описана в deployment guide. Проверка чистой установки остаётся частью внешней регрессии чекпоинта.</w:t>
+        <w:t>Реализовано в коде: runtime читает секреты только из Script Properties, health check блокирует release при отсутствии любого токена, а процедуры миграции, удаления legacy-строк и ротации описаны в deployment guide. Проверка чистой установки остаётся частью внешней регрессии чекпоинта.</w:t>
       </w:r>
     </w:p>
     <w:p>

--- a/Docs/Guides/REFACTORING_ROADMAP.docx
+++ b/Docs/Guides/REFACTORING_ROADMAP.docx
@@ -507,7 +507,16 @@
           <w:rFonts w:ascii="Calibri" w:hAnsi="Calibri" w:eastAsia="Calibri"/>
           <w:sz w:val="22"/>
         </w:rPr>
-        <w:t>Защита от повторного webhook update уже покрыта детерминированными тестами: точный повтор выполняется один раз, неуспешный обработчик не помечается завершённым, порядок ID не приводит к потере, а истории двух ботов изолированы. Остальные сценарные тесты этого раздела остаются обязательными.</w:t>
+        <w:t>Защита от повторного webhook update уже покрыта детерминированными тестами: точный повтор выполняется один раз, неуспешный обработчик не помечается завершённым, порядок ID не приводит к потере, а истории двух ботов изолированы.</w:t>
+      </w:r>
+    </w:p>
+    <w:p>
+      <w:r>
+        <w:rPr>
+          <w:rFonts w:ascii="Calibri" w:hAnsi="Calibri" w:eastAsia="Calibri"/>
+          <w:sz w:val="22"/>
+        </w:rPr>
+        <w:t>Критический жизненный цикл записи также покрыт сценарными тестами с детерминированными адаптерами: финальная кнопка создаёт одну pending-заявку и только заполненные варианты времени, бот возвращается в главное меню, повторные подтверждение и отклонение администратора не обрабатывают заявку дважды, перенос очищает состояния напоминаний и подтверждения, отмена обновляет хранилище и вызывает удаление Calendar-события, занятость изолирована по мастерам, ручное Calendar-событие блокирует пересекающиеся слоты своего мастера, а повторная синхронизация завершённого визита не создаёт дубль. Реальная доставка Telegram, права Google Calendar и installable triggers остаются интеграционной регрессией.</w:t>
       </w:r>
     </w:p>
     <w:p>
@@ -544,6 +553,45 @@
           <w:sz w:val="22"/>
         </w:rPr>
         <w:t>, отсутствие календаря, удалённое событие и недостаточные права. Пользователю показывать нейтральное сообщение, а техническую причину записывать в AuditLog без секретов.</w:t>
+      </w:r>
+    </w:p>
+    <w:p>
+      <w:r>
+        <w:rPr>
+          <w:rFonts w:ascii="Calibri" w:hAnsi="Calibri" w:eastAsia="Calibri"/>
+          <w:sz w:val="22"/>
+        </w:rPr>
+        <w:t xml:space="preserve">Первый этап выполнен для исходящих Telegram-запросов: все методы используют единый исполнитель, проверяющий HTTP-код, JSON и </w:t>
+      </w:r>
+      <w:r>
+        <w:rPr>
+          <w:rFonts w:ascii="Consolas" w:hAnsi="Consolas" w:eastAsia="Consolas"/>
+          <w:color w:val="1F4D78"/>
+          <w:sz w:val="19"/>
+        </w:rPr>
+        <w:t>ok</w:t>
+      </w:r>
+      <w:r>
+        <w:rPr>
+          <w:rFonts w:ascii="Calibri" w:hAnsi="Calibri" w:eastAsia="Calibri"/>
+          <w:sz w:val="22"/>
+        </w:rPr>
+        <w:t xml:space="preserve">. Успешные ответы не создают диагностический шум, а ошибка записывается как </w:t>
+      </w:r>
+      <w:r>
+        <w:rPr>
+          <w:rFonts w:ascii="Consolas" w:hAnsi="Consolas" w:eastAsia="Consolas"/>
+          <w:color w:val="1F4D78"/>
+          <w:sz w:val="19"/>
+        </w:rPr>
+        <w:t>TELEGRAM_API_ERROR</w:t>
+      </w:r>
+      <w:r>
+        <w:rPr>
+          <w:rFonts w:ascii="Calibri" w:hAnsi="Calibri" w:eastAsia="Calibri"/>
+          <w:sz w:val="22"/>
+        </w:rPr>
+        <w:t xml:space="preserve"> без токена, chat ID, текста сообщения и сырого тела ответа. Существующее возвращаемое значение сохранено для совместимости. Обработка Calendar-ошибок и безопасное восстановление частично выполненных операций остаются следующим отдельным этапом.</w:t>
       </w:r>
     </w:p>
     <w:p>

--- a/Docs/Guides/REFACTORING_ROADMAP.docx
+++ b/Docs/Guides/REFACTORING_ROADMAP.docx
@@ -561,7 +561,7 @@
           <w:rFonts w:ascii="Calibri" w:hAnsi="Calibri" w:eastAsia="Calibri"/>
           <w:sz w:val="22"/>
         </w:rPr>
-        <w:t xml:space="preserve">Первый этап выполнен для исходящих Telegram-запросов: все методы используют единый исполнитель, проверяющий HTTP-код, JSON и </w:t>
+        <w:t xml:space="preserve">Этап выполнен для исходящих Telegram-запросов и критических Calendar-мутаций. Telegram-методы используют единый исполнитель, проверяющий HTTP-код, JSON и </w:t>
       </w:r>
       <w:r>
         <w:rPr>
@@ -576,7 +576,7 @@
           <w:rFonts w:ascii="Calibri" w:hAnsi="Calibri" w:eastAsia="Calibri"/>
           <w:sz w:val="22"/>
         </w:rPr>
-        <w:t xml:space="preserve">. Успешные ответы не создают диагностический шум, а ошибка записывается как </w:t>
+        <w:t xml:space="preserve">; ошибка записывается как </w:t>
       </w:r>
       <w:r>
         <w:rPr>
@@ -591,7 +591,22 @@
           <w:rFonts w:ascii="Calibri" w:hAnsi="Calibri" w:eastAsia="Calibri"/>
           <w:sz w:val="22"/>
         </w:rPr>
-        <w:t xml:space="preserve"> без токена, chat ID, текста сообщения и сырого тела ответа. Существующее возвращаемое значение сохранено для совместимости. Обработка Calendar-ошибок и безопасное восстановление частично выполненных операций остаются следующим отдельным этапом.</w:t>
+        <w:t xml:space="preserve"> без токена, chat ID, текста сообщения и сырого тела ответа. При ошибке создания Calendar-события заявка остаётся pending, а повторное подтверждение использует уже созданную Appointment без дубля. Если Calendar не обновился при переносе, восстанавливаются прежние дата, время, напоминания и подтверждение клиента. Удаление события выполняется в календаре мастера, а найденное по техническому </w:t>
+      </w:r>
+      <w:r>
+        <w:rPr>
+          <w:rFonts w:ascii="Consolas" w:hAnsi="Consolas" w:eastAsia="Consolas"/>
+          <w:color w:val="1F4D78"/>
+          <w:sz w:val="19"/>
+        </w:rPr>
+        <w:t>appointment_id</w:t>
+      </w:r>
+      <w:r>
+        <w:rPr>
+          <w:rFonts w:ascii="Calibri" w:hAnsi="Calibri" w:eastAsia="Calibri"/>
+          <w:sz w:val="22"/>
+        </w:rPr>
+        <w:t xml:space="preserve"> событие повторно используется вместо создания дубля.</w:t>
       </w:r>
     </w:p>
     <w:p>

--- a/Docs/Guides/REFACTORING_ROADMAP.docx
+++ b/Docs/Guides/REFACTORING_ROADMAP.docx
@@ -345,7 +345,22 @@
           <w:rFonts w:ascii="Calibri" w:hAnsi="Calibri" w:eastAsia="Calibri"/>
           <w:sz w:val="22"/>
         </w:rPr>
-        <w:t>Реализовано в коде: runtime читает секреты только из Script Properties, health check блокирует release при отсутствии любого токена, а процедуры миграции, удаления legacy-строк и ротации описаны в deployment guide. Проверка чистой установки остаётся частью внешней регрессии чекпоинта.</w:t>
+        <w:t xml:space="preserve">Реализовано в коде: runtime читает секреты только из Script Properties, health check блокирует release при отсутствии любого токена, а процедуры миграции, удаления legacy-строк и ротации описаны в deployment guide. Финальный release-аудит заменил отслеживаемый demo-workbook чистым клиентским шаблоном, проверил текущие текстовые и бинарные артефакты и отключил необязательный placeholder получателя заявок. Поскольку прежняя версия workbook существовала в старых коммитах, до публикации репозитория необходимо очистить историю либо передавать клиенту чистый release-архив без </w:t>
+      </w:r>
+      <w:r>
+        <w:rPr>
+          <w:rFonts w:ascii="Consolas" w:hAnsi="Consolas" w:eastAsia="Consolas"/>
+          <w:color w:val="1F4D78"/>
+          <w:sz w:val="19"/>
+        </w:rPr>
+        <w:t>.git</w:t>
+      </w:r>
+      <w:r>
+        <w:rPr>
+          <w:rFonts w:ascii="Calibri" w:hAnsi="Calibri" w:eastAsia="Calibri"/>
+          <w:sz w:val="22"/>
+        </w:rPr>
+        <w:t>. Проверка чистой установки остаётся частью внешней регрессии чекпоинта.</w:t>
       </w:r>
     </w:p>
     <w:p>
